--- a/_site/organizacion-industrial/2023-06-12-introducion-a-organizacion-industrial/index.docx
+++ b/_site/organizacion-industrial/2023-06-12-introducion-a-organizacion-industrial/index.docx
@@ -44,7 +44,7 @@
         <w:t xml:space="preserve"> </w:t>
       </w:r>
     </w:p>
-    <w:bookmarkStart w:id="20" w:name="title"/>
+    <w:bookmarkStart w:id="22" w:name="title"/>
     <w:p>
       <w:pPr>
         <w:pStyle w:val="Heading1"/>
@@ -93,8 +93,8 @@
         <w:t xml:space="preserve"> </w:t>
       </w:r>
     </w:p>
-    <w:bookmarkEnd w:id="20"/>
-    <w:bookmarkStart w:id="24" w:name="author-note"/>
+    <w:bookmarkEnd w:id="22"/>
+    <w:bookmarkStart w:id="26" w:name="author-note"/>
     <w:p>
       <w:pPr>
         <w:pStyle w:val="Heading1"/>
@@ -113,15 +113,15 @@
       <w:r>
         <w:t xml:space="preserve"> </w:t>
       </w:r>
-      <w:bookmarkStart w:id="21" w:name="orchid"/>
+      <w:bookmarkStart w:id="23" w:name="orchid"/>
       <w:r>
         <w:t xml:space="preserve">Orcid ID Logo: A green circle with white letters ID</w:t>
       </w:r>
-      <w:bookmarkEnd w:id="21"/>
-      <w:r>
-        <w:t xml:space="preserve"> </w:t>
-      </w:r>
-      <w:hyperlink r:id="rId22">
+      <w:bookmarkEnd w:id="23"/>
+      <w:r>
+        <w:t xml:space="preserve"> </w:t>
+      </w:r>
+      <w:hyperlink r:id="rId24">
         <w:r>
           <w:rPr>
             <w:rStyle w:val="Hyperlink"/>
@@ -160,7 +160,7 @@
         <w:t xml:space="preserve">: </w:t>
       </w:r>
       <w:r>
-        <w:t xml:space="preserve">conceptualización y redacción</w:t>
+        <w:t xml:space="preserve">conceptualización, metodología, análisis formal, investigación, recursos, curación de datos, redacción, visualización, supervisión, y administración del proyecto</w:t>
       </w:r>
     </w:p>
     <w:p>
@@ -168,12 +168,12 @@
         <w:pStyle w:val="BodyText"/>
       </w:pPr>
       <w:r>
-        <w:t xml:space="preserve">La correspondencia relativa a este artículo debe dirigirse a Edison Achalma, Escuela Profesional de Economía, Universidad Nacional de San Cristóbal de Huamanga, Ayacucho, AYA, Perú, Email:</w:t>
-      </w:r>
-      <w:r>
-        <w:t xml:space="preserve"> </w:t>
-      </w:r>
-      <w:hyperlink r:id="rId23">
+        <w:t xml:space="preserve">La correspondencia relativa a este artículo debe dirigirse a Edison Achalma, Escuela Profesional de Economía, Universidad Nacional de San Cristóbal de Huamanga, Portal Independencia N° 57, Ayacucho, AYA 5001, Perú, Email:</w:t>
+      </w:r>
+      <w:r>
+        <w:t xml:space="preserve"> </w:t>
+      </w:r>
+      <w:hyperlink r:id="rId25">
         <w:r>
           <w:rPr>
             <w:rStyle w:val="Hyperlink"/>
@@ -187,8 +187,8 @@
         <w:br w:type="page"/>
       </w:r>
     </w:p>
-    <w:bookmarkEnd w:id="24"/>
-    <w:bookmarkStart w:id="25" w:name="abstract"/>
+    <w:bookmarkEnd w:id="26"/>
+    <w:bookmarkStart w:id="27" w:name="abstract"/>
     <w:p>
       <w:pPr>
         <w:pStyle w:val="Heading1"/>
@@ -225,8 +225,8 @@
         <w:br w:type="page"/>
       </w:r>
     </w:p>
-    <w:bookmarkEnd w:id="25"/>
-    <w:bookmarkStart w:id="26" w:name="firstheader"/>
+    <w:bookmarkEnd w:id="27"/>
+    <w:bookmarkStart w:id="28" w:name="firstheader"/>
     <w:p>
       <w:pPr>
         <w:pStyle w:val="Heading1"/>
@@ -235,8 +235,8 @@
         <w:t xml:space="preserve">Introducción a organización industrial</w:t>
       </w:r>
     </w:p>
-    <w:bookmarkEnd w:id="26"/>
-    <w:bookmarkStart w:id="27" w:name="X5e1fcd2788384ba3b1c80618cf71bade3dd4e87"/>
+    <w:bookmarkEnd w:id="28"/>
+    <w:bookmarkStart w:id="29" w:name="X5e1fcd2788384ba3b1c80618cf71bade3dd4e87"/>
     <w:p>
       <w:pPr>
         <w:pStyle w:val="Heading1"/>
@@ -379,8 +379,8 @@
         <w:t xml:space="preserve">Nos adentraremos en el análisis de la estructura de mercado en países con economías en desarrollo, examinando las particularidades y los desafíos que enfrentan. Estudiaremos cómo se desarrollan los mercados en estas naciones y qué factores influyen en su evolución.</w:t>
       </w:r>
     </w:p>
-    <w:bookmarkEnd w:id="27"/>
-    <w:bookmarkStart w:id="28" w:name="definición-de-organización-industrial"/>
+    <w:bookmarkEnd w:id="29"/>
+    <w:bookmarkStart w:id="30" w:name="definición-de-organización-industrial"/>
     <w:p>
       <w:pPr>
         <w:pStyle w:val="Heading1"/>
@@ -397,8 +397,8 @@
         <w:t xml:space="preserve">La Organización Industrial se centra en el estudio de cómo las empresas se organizan dentro de los mercados, con el objetivo de analizar y comprender aspectos como la determinación de precios, cantidades producidas, costos, poder de mercado y concentración. Es importante tener en cuenta que estas decisiones y comportamientos empresariales están condicionados por las políticas públicas y las regulaciones establecidas, las cuales pueden limitar ciertas acciones y establecer un marco de actuación para las empresas.</w:t>
       </w:r>
     </w:p>
-    <w:bookmarkEnd w:id="28"/>
-    <w:bookmarkStart w:id="38" w:name="conceptos-generales"/>
+    <w:bookmarkEnd w:id="30"/>
+    <w:bookmarkStart w:id="40" w:name="conceptos-generales"/>
     <w:p>
       <w:pPr>
         <w:pStyle w:val="Heading1"/>
@@ -407,7 +407,7 @@
         <w:t xml:space="preserve">3. Conceptos Generales</w:t>
       </w:r>
     </w:p>
-    <w:bookmarkStart w:id="29" w:name="políticas-públicas-y-regulación"/>
+    <w:bookmarkStart w:id="31" w:name="políticas-públicas-y-regulación"/>
     <w:p>
       <w:pPr>
         <w:pStyle w:val="Heading2"/>
@@ -424,8 +424,8 @@
         <w:t xml:space="preserve">Las políticas públicas y la regulación desempeñan un papel crucial en la Organización Industrial. Estas intervenciones gubernamentales buscan corregir fallas de mercado, promover la competencia y proteger los intereses de los consumidores. Se analizarán los diferentes instrumentos y mecanismos utilizados para regular y controlar el comportamiento de las empresas en beneficio de la sociedad.</w:t>
       </w:r>
     </w:p>
-    <w:bookmarkEnd w:id="29"/>
-    <w:bookmarkStart w:id="30" w:name="recursos-humanos"/>
+    <w:bookmarkEnd w:id="31"/>
+    <w:bookmarkStart w:id="32" w:name="recursos-humanos"/>
     <w:p>
       <w:pPr>
         <w:pStyle w:val="Heading2"/>
@@ -442,8 +442,8 @@
         <w:t xml:space="preserve">El factor humano es un elemento central en la Organización Industrial. El estudio de los recursos humanos en las empresas se enfoca en entender cómo se gestionan y aprovechan los talentos y habilidades de los empleados, así como en analizar las relaciones laborales y las políticas de remuneración que impactan en la productividad y competitividad de las organizaciones.</w:t>
       </w:r>
     </w:p>
-    <w:bookmarkEnd w:id="30"/>
-    <w:bookmarkStart w:id="31" w:name="factores-de-producción"/>
+    <w:bookmarkEnd w:id="32"/>
+    <w:bookmarkStart w:id="33" w:name="factores-de-producción"/>
     <w:p>
       <w:pPr>
         <w:pStyle w:val="Heading2"/>
@@ -460,8 +460,8 @@
         <w:t xml:space="preserve">La Organización Industrial también aborda el análisis de los factores de producción, que son los insumos necesarios para la producción de bienes y servicios. Se examinan aspectos como la oferta y demanda de los factores productivos, la tecnología empleada y la asignación eficiente de los recursos en el proceso productivo.</w:t>
       </w:r>
     </w:p>
-    <w:bookmarkEnd w:id="31"/>
-    <w:bookmarkStart w:id="32" w:name="el-mercado"/>
+    <w:bookmarkEnd w:id="33"/>
+    <w:bookmarkStart w:id="34" w:name="el-mercado"/>
     <w:p>
       <w:pPr>
         <w:pStyle w:val="Heading2"/>
@@ -478,8 +478,8 @@
         <w:t xml:space="preserve">El mercado es el escenario donde se desenvuelven las empresas y se lleva a cabo el intercambio de bienes y servicios. En la Organización Industrial se analizan las interacciones entre los diferentes agentes económicos presentes en el mercado, como empresas, consumidores y proveedores, y se estudia cómo estas interacciones determinan los precios, la cantidad producida y otros aspectos relevantes para el funcionamiento de la economía.</w:t>
       </w:r>
     </w:p>
-    <w:bookmarkEnd w:id="32"/>
-    <w:bookmarkStart w:id="33" w:name="la-economía"/>
+    <w:bookmarkEnd w:id="34"/>
+    <w:bookmarkStart w:id="35" w:name="la-economía"/>
     <w:p>
       <w:pPr>
         <w:pStyle w:val="Heading2"/>
@@ -496,8 +496,8 @@
         <w:t xml:space="preserve">La economía es una disciplina que estudia cómo se asignan los recursos escasos para satisfacer las necesidades y deseos humanos. Analiza cómo las personas, las empresas y los gobiernos toman decisiones para producir, distribuir y consumir bienes y servicios en un entorno de escasez.</w:t>
       </w:r>
     </w:p>
-    <w:bookmarkEnd w:id="33"/>
-    <w:bookmarkStart w:id="34" w:name="la-empresa"/>
+    <w:bookmarkEnd w:id="35"/>
+    <w:bookmarkStart w:id="36" w:name="la-empresa"/>
     <w:p>
       <w:pPr>
         <w:pStyle w:val="Heading2"/>
@@ -514,8 +514,8 @@
         <w:t xml:space="preserve">Una empresa es una organización o entidad que se dedica a la producción y venta de bienes o servicios con el objetivo de obtener beneficios. Las empresas pueden ser de distintos tamaños y operar en diferentes sectores de la economía. Son el motor principal de la actividad económica y generan empleo y riqueza en las comunidades.</w:t>
       </w:r>
     </w:p>
-    <w:bookmarkEnd w:id="34"/>
-    <w:bookmarkStart w:id="35" w:name="microeconomía"/>
+    <w:bookmarkEnd w:id="36"/>
+    <w:bookmarkStart w:id="37" w:name="microeconomía"/>
     <w:p>
       <w:pPr>
         <w:pStyle w:val="Heading2"/>
@@ -532,8 +532,8 @@
         <w:t xml:space="preserve">La microeconomía es una rama de la economía que se centra en el estudio del comportamiento individual de agentes económicos, como consumidores, empresas y trabajadores, y cómo interactúan en los mercados. Examina cómo se determinan los precios, la oferta y la demanda, y cómo las decisiones individuales afectan la asignación de recursos.</w:t>
       </w:r>
     </w:p>
-    <w:bookmarkEnd w:id="35"/>
-    <w:bookmarkStart w:id="36" w:name="industria"/>
+    <w:bookmarkEnd w:id="37"/>
+    <w:bookmarkStart w:id="38" w:name="industria"/>
     <w:p>
       <w:pPr>
         <w:pStyle w:val="Heading2"/>
@@ -550,8 +550,8 @@
         <w:t xml:space="preserve">La industria se refiere a un conjunto de empresas que producen bienes o servicios similares. Puede ser un sector específico de la economía, como la industria automotriz o la industria alimentaria. El análisis de la industria ayuda a comprender la competencia, la concentración de mercado y otros factores que influyen en el desempeño de las empresas.</w:t>
       </w:r>
     </w:p>
-    <w:bookmarkEnd w:id="36"/>
-    <w:bookmarkStart w:id="37" w:name="organización-industrial"/>
+    <w:bookmarkEnd w:id="38"/>
+    <w:bookmarkStart w:id="39" w:name="organización-industrial"/>
     <w:p>
       <w:pPr>
         <w:pStyle w:val="Heading2"/>
@@ -568,9 +568,9 @@
         <w:t xml:space="preserve">La Organización Industrial es una disciplina que se enfoca en el estudio de cómo se organizan las empresas en los mercados y cómo esto afecta la estructura de la industria, el comportamiento de las empresas y los resultados económicos. Examina la relación entre la estructura del mercado (número de competidores, barreras de entrada, concentración), la conducta de las empresas (estrategias de precios, publicidad, diferenciación) y los resultados económicos (eficiencia, poder de mercado).</w:t>
       </w:r>
     </w:p>
-    <w:bookmarkEnd w:id="37"/>
-    <w:bookmarkEnd w:id="38"/>
-    <w:bookmarkStart w:id="39" w:name="Xe481b8f7e29a556184a2399bcbb43bf1c78a440"/>
+    <w:bookmarkEnd w:id="39"/>
+    <w:bookmarkEnd w:id="40"/>
+    <w:bookmarkStart w:id="41" w:name="Xe481b8f7e29a556184a2399bcbb43bf1c78a440"/>
     <w:p>
       <w:pPr>
         <w:pStyle w:val="Heading1"/>
@@ -681,8 +681,8 @@
         <w:t xml:space="preserve">Se refiere a los efectos o consecuencias que se derivan de la estructura y conducta de las empresas en el mercado. Esto puede incluir el nivel de competencia, los precios de los productos, la eficiencia económica, la innovación, la calidad de los productos, la distribución equitativa de recursos, el bienestar del consumidor y la rentabilidad de las empresas.</w:t>
       </w:r>
     </w:p>
-    <w:bookmarkEnd w:id="39"/>
-    <w:bookmarkStart w:id="40" w:name="Xe992ad910a493478b25427c43ef7250f083a8d2"/>
+    <w:bookmarkEnd w:id="41"/>
+    <w:bookmarkStart w:id="42" w:name="Xe992ad910a493478b25427c43ef7250f083a8d2"/>
     <w:p>
       <w:pPr>
         <w:pStyle w:val="Heading1"/>
@@ -715,8 +715,8 @@
         <w:t xml:space="preserve">La organización industrial, por su parte, se enmarca dentro de este contexto económico. Su objetivo es comprender cómo se estructuran las empresas en los mercados, cómo interactúan y cómo influyen en la competencia y en los resultados económicos. A través de un análisis detallado de la estructura de mercado, la conducta de las empresas y los resultados obtenidos, la organización industrial proporciona herramientas y conocimientos para entender cómo se organizan y operan las industrias en un entorno económico determinado.</w:t>
       </w:r>
     </w:p>
-    <w:bookmarkEnd w:id="40"/>
-    <w:bookmarkStart w:id="46" w:name="estrategías-y-decisiones-estratégicas"/>
+    <w:bookmarkEnd w:id="42"/>
+    <w:bookmarkStart w:id="48" w:name="estrategías-y-decisiones-estratégicas"/>
     <w:p>
       <w:pPr>
         <w:pStyle w:val="Heading1"/>
@@ -801,7 +801,7 @@
         <w:t xml:space="preserve">Decisiones con compromisos: Estas decisiones involucran acuerdos y compromisos a largo plazo con otros actores económicos. Pueden incluir alianzas estratégicas, contratos a largo plazo con proveedores o clientes, o incluso decisiones de inversión en nuevas tecnologías o mercados.</w:t>
       </w:r>
     </w:p>
-    <w:bookmarkStart w:id="45" w:name="X5624fe0fbe946a4296c7d072905a47d17380a98"/>
+    <w:bookmarkStart w:id="47" w:name="X5624fe0fbe946a4296c7d072905a47d17380a98"/>
     <w:p>
       <w:pPr>
         <w:pStyle w:val="Heading2"/>
@@ -818,7 +818,7 @@
         <w:t xml:space="preserve">En la dinámica de la organización industrial, existen decisiones que van más allá de las simples acciones tácticas y tienen un alcance estratégico a largo plazo. Estas decisiones con compromiso juegan un papel fundamental en la configuración de la empresa y su relación con el entorno económico. A continuación, exploraremos algunas de estas decisiones clave y su impacto en el ámbito empresarial.</w:t>
       </w:r>
     </w:p>
-    <w:bookmarkStart w:id="41" w:name="X7553ae6a7d9c41cf6c10cd042623e35360d76f6"/>
+    <w:bookmarkStart w:id="43" w:name="X7553ae6a7d9c41cf6c10cd042623e35360d76f6"/>
     <w:p>
       <w:pPr>
         <w:pStyle w:val="Heading3"/>
@@ -835,8 +835,8 @@
         <w:t xml:space="preserve">Las fusiones y adquisiciones son decisiones estratégicas que tienen como objetivo unir fuerzas con otras empresas para lograr sinergias y aprovechar nuevas oportunidades de mercado. Mediante la integración de recursos y capacidades, las empresas pueden aumentar su competitividad, acceder a nuevos segmentos de clientes y ampliar su presencia geográfica. Estas decisiones con compromiso pueden generar cambios significativos en la estructura de la industria y desencadenar reacciones en competidores y reguladores.</w:t>
       </w:r>
     </w:p>
-    <w:bookmarkEnd w:id="41"/>
-    <w:bookmarkStart w:id="42" w:name="Xf493dd08023f4c21004af1eb19aac37b41d098f"/>
+    <w:bookmarkEnd w:id="43"/>
+    <w:bookmarkStart w:id="44" w:name="Xf493dd08023f4c21004af1eb19aac37b41d098f"/>
     <w:p>
       <w:pPr>
         <w:pStyle w:val="Heading3"/>
@@ -853,8 +853,8 @@
         <w:t xml:space="preserve">Cuando una nueva empresa decide ingresar a un mercado existente, está tomando una decisión con compromiso que desafía el statu quo. Estas decisiones estratégicas implican superar barreras de entrada, como altos costos iniciales, necesidad de establecer una reputación y competir con empresas ya establecidas. Sin embargo, las entradas de nuevas empresas también pueden fomentar la competencia, estimular la innovación y brindar opciones adicionales a los consumidores.</w:t>
       </w:r>
     </w:p>
-    <w:bookmarkEnd w:id="42"/>
-    <w:bookmarkStart w:id="43" w:name="Xf5f0e952dfb33e7bd358bca1932d50b1fc906dc"/>
+    <w:bookmarkEnd w:id="44"/>
+    <w:bookmarkStart w:id="45" w:name="Xf5f0e952dfb33e7bd358bca1932d50b1fc906dc"/>
     <w:p>
       <w:pPr>
         <w:pStyle w:val="Heading3"/>
@@ -871,8 +871,8 @@
         <w:t xml:space="preserve">Las decisiones relacionadas con la publicidad y la construcción de una marca sólida son fundamentales para diferenciar a una empresa en un mercado competitivo. La publicidad estratégica busca influir en las percepciones y preferencias de los consumidores, comunicando los beneficios y atributos distintivos de los productos o servicios ofrecidos. Al construir una marca reconocida y valorada, las empresas pueden generar lealtad y establecer una ventaja competitiva sostenible.</w:t>
       </w:r>
     </w:p>
-    <w:bookmarkEnd w:id="43"/>
-    <w:bookmarkStart w:id="44" w:name="X459113ede43ccfca71b1ca7fd2c9afcfa41f7e2"/>
+    <w:bookmarkEnd w:id="45"/>
+    <w:bookmarkStart w:id="46" w:name="X459113ede43ccfca71b1ca7fd2c9afcfa41f7e2"/>
     <w:p>
       <w:pPr>
         <w:pStyle w:val="Heading3"/>
@@ -889,10 +889,10 @@
         <w:t xml:space="preserve">La decisión de enfocarse en la calidad y la mejora continua es esencial para mantener la competitividad en la organización industrial. La calidad de los productos o servicios ofrecidos puede marcar la diferencia en la percepción de los consumidores y su disposición a pagar un precio más alto. Además, la búsqueda constante de la excelencia operativa y la innovación en los procesos productivos permiten reducir costos, aumentar la eficiencia y adaptarse a las cambiantes demandas del mercado.</w:t>
       </w:r>
     </w:p>
-    <w:bookmarkEnd w:id="44"/>
-    <w:bookmarkEnd w:id="45"/>
     <w:bookmarkEnd w:id="46"/>
-    <w:bookmarkStart w:id="53" w:name="Xa2263193128b94e01593a861ffe31c435bd2c38"/>
+    <w:bookmarkEnd w:id="47"/>
+    <w:bookmarkEnd w:id="48"/>
+    <w:bookmarkStart w:id="55" w:name="Xa2263193128b94e01593a861ffe31c435bd2c38"/>
     <w:p>
       <w:pPr>
         <w:pStyle w:val="Heading1"/>
@@ -909,7 +909,7 @@
         <w:t xml:space="preserve">La Organización Industrial como campo de estudio ha sido influenciada por diversos pensadores y teorías a lo largo de la historia. Tenemos los aportes históricos de destacados economistas que sentaron las bases de la disciplina y contribuyeron al entendimiento de la estructura y comportamiento de las empresas en el mercado.</w:t>
       </w:r>
     </w:p>
-    <w:bookmarkStart w:id="47" w:name="X858a7dfbb9998b8cfc1487a65f9d4c10fef7cc0"/>
+    <w:bookmarkStart w:id="49" w:name="X858a7dfbb9998b8cfc1487a65f9d4c10fef7cc0"/>
     <w:p>
       <w:pPr>
         <w:pStyle w:val="Heading2"/>
@@ -926,8 +926,8 @@
         <w:t xml:space="preserve">Agustín Cournot, economista francés del siglo XIX, es reconocido por su trabajo en el análisis de la competencia imperfecta. Su enfoque se centró en el estudio de la monopolística y el oligopolio, desafiando la idea de la competencia perfecta. Sus ideas influyeron en otros destacados economistas como Jevons, Walras y Marshall, sentando las bases para el desarrollo posterior de la teoría de juegos.</w:t>
       </w:r>
     </w:p>
-    <w:bookmarkEnd w:id="47"/>
-    <w:bookmarkStart w:id="48" w:name="Xc11b1c8b7ea383726bd934c4682fbeb1d51565a"/>
+    <w:bookmarkEnd w:id="49"/>
+    <w:bookmarkStart w:id="50" w:name="Xc11b1c8b7ea383726bd934c4682fbeb1d51565a"/>
     <w:p>
       <w:pPr>
         <w:pStyle w:val="Heading2"/>
@@ -944,8 +944,8 @@
         <w:t xml:space="preserve">Otro economista francés, Joseph Louis.F.Bertrand, realizó contribuciones significativas en el ámbito de la competencia a través de los precios. Su modelo de competencia monopolística y oligopolística basada en la estrategia de fijación de precios tuvo un impacto duradero en la comprensión de los mercados. Además, se le atribuye la formulación del concepto de equilibrio de Nash, que es fundamental en la teoría de juegos.</w:t>
       </w:r>
     </w:p>
-    <w:bookmarkEnd w:id="48"/>
-    <w:bookmarkStart w:id="49" w:name="X3983cb9f0bc1187b211df6740bd5d6788f7acbe"/>
+    <w:bookmarkEnd w:id="50"/>
+    <w:bookmarkStart w:id="51" w:name="X3983cb9f0bc1187b211df6740bd5d6788f7acbe"/>
     <w:p>
       <w:pPr>
         <w:pStyle w:val="Heading2"/>
@@ -962,8 +962,8 @@
         <w:t xml:space="preserve">Heinrich Von Stakelberg, economista ruso del siglo XX, se enfocó en el análisis de la competencia en situaciones de duopolio y monopolio. Sus investigaciones destacaron la importancia de la innovación y el liderazgo empresarial en la configuración de la estructura de mercado. Su enfoque se centró en la interacción entre empresas líderes y seguidoras, y cómo esto afecta la dinámica competitiva.</w:t>
       </w:r>
     </w:p>
-    <w:bookmarkEnd w:id="49"/>
-    <w:bookmarkStart w:id="50" w:name="Xe6de9ccb78fc7c3e4040a4efaffdad0ef8d5c75"/>
+    <w:bookmarkEnd w:id="51"/>
+    <w:bookmarkStart w:id="52" w:name="Xe6de9ccb78fc7c3e4040a4efaffdad0ef8d5c75"/>
     <w:p>
       <w:pPr>
         <w:pStyle w:val="Heading2"/>
@@ -989,8 +989,8 @@
         <w:t xml:space="preserve">. Esta teoría explica cómo las empresas pueden diferenciar sus productos para captar diferentes segmentos del mercado y competir de manera más efectiva.</w:t>
       </w:r>
     </w:p>
-    <w:bookmarkEnd w:id="50"/>
-    <w:bookmarkStart w:id="51" w:name="Xeec6d4300a9a3b2759161ae5518a3fe42f6fd94"/>
+    <w:bookmarkEnd w:id="52"/>
+    <w:bookmarkStart w:id="53" w:name="Xeec6d4300a9a3b2759161ae5518a3fe42f6fd94"/>
     <w:p>
       <w:pPr>
         <w:pStyle w:val="Heading2"/>
@@ -1007,8 +1007,8 @@
         <w:t xml:space="preserve">Edward H. Chamberlin, economista estadounidense, fue uno de los principales exponentes del estudio de la competencia monopolística. Su trabajo en la década de 1930 reveló cómo la competencia puede existir incluso en mercados con productos diferenciados. Chamberlin desarrolló la teoría de la competencia monopolística, que se basa en la idea de que las empresas pueden tener cierto grado de poder de mercado debido a la diferenciación de productos.</w:t>
       </w:r>
     </w:p>
-    <w:bookmarkEnd w:id="51"/>
-    <w:bookmarkStart w:id="52" w:name="X858b7ba5d4dcbafa2b87d9faa98907d475acf2e"/>
+    <w:bookmarkEnd w:id="53"/>
+    <w:bookmarkStart w:id="54" w:name="X858b7ba5d4dcbafa2b87d9faa98907d475acf2e"/>
     <w:p>
       <w:pPr>
         <w:pStyle w:val="Heading2"/>
@@ -1025,9 +1025,9 @@
         <w:t xml:space="preserve">Paul Sweezy, economista estadounidense, realizó investigaciones importantes en el ámbito de los oligopolios. Su trabajo se centró en el análisis de la competencia oligopolística y la curva de demanda quebrada. Sweezy argumentó que en los oligopolios, las empresas pueden mantener precios constantes y competir en términos de minimización de costos en lugar de ajustes de precios.</w:t>
       </w:r>
     </w:p>
-    <w:bookmarkEnd w:id="52"/>
-    <w:bookmarkEnd w:id="53"/>
-    <w:bookmarkStart w:id="56" w:name="X336369febef220ea5a5251c745c9662854703be"/>
+    <w:bookmarkEnd w:id="54"/>
+    <w:bookmarkEnd w:id="55"/>
+    <w:bookmarkStart w:id="58" w:name="X336369febef220ea5a5251c745c9662854703be"/>
     <w:p>
       <w:pPr>
         <w:pStyle w:val="Heading1"/>
@@ -1036,7 +1036,7 @@
         <w:t xml:space="preserve">8. Aportes Recientes a la Organización Industrial</w:t>
       </w:r>
     </w:p>
-    <w:bookmarkStart w:id="54" w:name="harvard-joe-staten-bain-1956"/>
+    <w:bookmarkStart w:id="56" w:name="harvard-joe-staten-bain-1956"/>
     <w:p>
       <w:pPr>
         <w:pStyle w:val="Heading2"/>
@@ -1065,8 +1065,8 @@
         <w:t xml:space="preserve">publicado en 1956. Este paradigma propone que la estructura de mercado, es decir, la concentración de empresas en un sector determinado, influye en la conducta de las empresas y, a su vez, en los resultados económicos. Bain sostuvo que las estructuras de mercado con altos niveles de concentración podrían conducir a comportamientos anticompetitivos y resultados económicos menos favorables.</w:t>
       </w:r>
     </w:p>
-    <w:bookmarkEnd w:id="54"/>
-    <w:bookmarkStart w:id="55" w:name="chicago-george-joseph-stigler-1964"/>
+    <w:bookmarkEnd w:id="56"/>
+    <w:bookmarkStart w:id="57" w:name="chicago-george-joseph-stigler-1964"/>
     <w:p>
       <w:pPr>
         <w:pStyle w:val="Heading2"/>
@@ -1091,9 +1091,9 @@
         <w:t xml:space="preserve">Stigler argumentaba que la concentración y la eficiencia no estaban necesariamente relacionadas, ya que existen otros factores estructurales que determinan estas variables endógenamente. Utilizó modelos de competencia perfecta y competencia monopolística, combinándolos para justificar su postura de que la regulación no es necesariamente beneficiosa para el mercado.</w:t>
       </w:r>
     </w:p>
-    <w:bookmarkEnd w:id="55"/>
-    <w:bookmarkEnd w:id="56"/>
-    <w:bookmarkStart w:id="57" w:name="Xe2ecd5ad59cec8d8bbb39ec4819ac4f1ea52779"/>
+    <w:bookmarkEnd w:id="57"/>
+    <w:bookmarkEnd w:id="58"/>
+    <w:bookmarkStart w:id="59" w:name="Xe2ecd5ad59cec8d8bbb39ec4819ac4f1ea52779"/>
     <w:p>
       <w:pPr>
         <w:pStyle w:val="Heading1"/>
@@ -1197,8 +1197,8 @@
         <w:t xml:space="preserve">En la actualidad, los círculos y asociaciones de intelectuales continúan debatiendo las nuevas conductas que deben adoptar las empresas en las diversas estructuras de mercado. Estos debates son fundamentales para comprender y adaptarse a los desafíos y oportunidades que enfrenta la Organización Industrial en un entorno empresarial en constante evolución.</w:t>
       </w:r>
     </w:p>
-    <w:bookmarkEnd w:id="57"/>
-    <w:bookmarkStart w:id="61" w:name="X29d2928d1395ddc9d345c04f1b2e53c69c949c7"/>
+    <w:bookmarkEnd w:id="59"/>
+    <w:bookmarkStart w:id="63" w:name="X29d2928d1395ddc9d345c04f1b2e53c69c949c7"/>
     <w:p>
       <w:pPr>
         <w:pStyle w:val="Heading1"/>
@@ -1260,7 +1260,7 @@
         <w:t xml:space="preserve">Los modelos de equilibrio se refieren al conjunto de modelos en los cuales los agentes económicos toman decisiones de forma individual, pero los resultados son interdependientes. Por ejemplo, en un mercado, si bien las decisiones son individuales, el resultado es una respuesta a la interdependencia que existe entre las empresas, los consumidores y los proveedores.</w:t>
       </w:r>
     </w:p>
-    <w:bookmarkStart w:id="58" w:name="la-regla-de-la-función-de-beneficios"/>
+    <w:bookmarkStart w:id="60" w:name="la-regla-de-la-función-de-beneficios"/>
     <w:p>
       <w:pPr>
         <w:pStyle w:val="Heading2"/>
@@ -1277,8 +1277,8 @@
         <w:t xml:space="preserve">En todos los casos, la maximización de los beneficios se expresa a través de una función o relación que depende de la cantidad producida, el precio del producto, la disponibilidad de los factores de producción y la tecnología de la empresa. Estas reglas de maximización de beneficios se aplican a diferentes estructuras de mercado y se traducen en reglas de fijación de precios, elección de niveles de cantidad y calidad, así como en principios de discriminación y segmentación de mercados, clientes y proveedores.</w:t>
       </w:r>
     </w:p>
-    <w:bookmarkEnd w:id="58"/>
-    <w:bookmarkStart w:id="59" w:name="X5722ead0db3affaa631881818afc27cfbfd2b70"/>
+    <w:bookmarkEnd w:id="60"/>
+    <w:bookmarkStart w:id="61" w:name="X5722ead0db3affaa631881818afc27cfbfd2b70"/>
     <w:p>
       <w:pPr>
         <w:pStyle w:val="Heading2"/>
@@ -1295,8 +1295,8 @@
         <w:t xml:space="preserve">Aunque el precio está determinado por los costos, la cantidad, la calidad y el comportamiento de los productores y consumidores también influyen en su determinación final, así como en el equilibrio de la empresa e industria en términos de maximización de beneficios. Además, la organización industrial alcanza un equilibrio integral cuando logra un equilibrio económico-financiero, un equilibrio competitivo y un equilibrio con respecto a la naturaleza y el medio ambiente. Estos equilibrios pueden ser aplicables tanto a situaciones de competencia perfecta como a casos de competencia imperfecta.</w:t>
       </w:r>
     </w:p>
-    <w:bookmarkEnd w:id="59"/>
-    <w:bookmarkStart w:id="60" w:name="la-regla-del-equilibrio-estratégico"/>
+    <w:bookmarkEnd w:id="61"/>
+    <w:bookmarkStart w:id="62" w:name="la-regla-del-equilibrio-estratégico"/>
     <w:p>
       <w:pPr>
         <w:pStyle w:val="Heading2"/>
@@ -1334,9 +1334,9 @@
         <w:t xml:space="preserve">que iguala oferta y demanda, sino de las decisiones de los agentes económicos que tienen la capacidad de fijar o influir en los precios.</w:t>
       </w:r>
     </w:p>
-    <w:bookmarkEnd w:id="60"/>
-    <w:bookmarkEnd w:id="61"/>
-    <w:bookmarkStart w:id="66" w:name="X3992e67583640ff410bf1e61eb2d46427a66a4d"/>
+    <w:bookmarkEnd w:id="62"/>
+    <w:bookmarkEnd w:id="63"/>
+    <w:bookmarkStart w:id="68" w:name="X3992e67583640ff410bf1e61eb2d46427a66a4d"/>
     <w:p>
       <w:pPr>
         <w:pStyle w:val="Heading1"/>
@@ -1381,7 +1381,7 @@
         <w:t xml:space="preserve">Se refiere a un conjunto de procedimientos y pasos que se siguen en una investigación científica, y nos permite realizar un estudio crítico y analítico de los métodos utilizados.</w:t>
       </w:r>
     </w:p>
-    <w:bookmarkStart w:id="62" w:name="el-concepto-de-empresa-e-industria"/>
+    <w:bookmarkStart w:id="64" w:name="el-concepto-de-empresa-e-industria"/>
     <w:p>
       <w:pPr>
         <w:pStyle w:val="Heading2"/>
@@ -1398,8 +1398,8 @@
         <w:t xml:space="preserve">Una empresa se define como una entidad económica que produce bienes o servicios, mientras que una industria está compuesta por un conjunto de empresas o productores que ofrecen un bien específico.</w:t>
       </w:r>
     </w:p>
-    <w:bookmarkEnd w:id="62"/>
-    <w:bookmarkStart w:id="63" w:name="decisión-individual-y-agregada"/>
+    <w:bookmarkEnd w:id="64"/>
+    <w:bookmarkStart w:id="65" w:name="decisión-individual-y-agregada"/>
     <w:p>
       <w:pPr>
         <w:pStyle w:val="Heading2"/>
@@ -1416,8 +1416,8 @@
         <w:t xml:space="preserve">Las decisiones individuales se refieren a las acciones y estrategias adoptadas por cada empresa de forma independiente, mientras que las decisiones agregadas se centran en el comportamiento colectivo de todas las empresas en el mercado.</w:t>
       </w:r>
     </w:p>
-    <w:bookmarkEnd w:id="63"/>
-    <w:bookmarkStart w:id="64" w:name="demanda-y-oferta"/>
+    <w:bookmarkEnd w:id="65"/>
+    <w:bookmarkStart w:id="66" w:name="demanda-y-oferta"/>
     <w:p>
       <w:pPr>
         <w:pStyle w:val="Heading2"/>
@@ -1434,8 +1434,8 @@
         <w:t xml:space="preserve">La demanda se compone del conjunto de familias o agentes que demandan un bien o servicio en el mercado. Por otro lado, la oferta está formada por el conjunto de empresas o productores que ofrecen ese bien o servicio en particular. El estudio de la Organización Industrial considera tanto la demanda como la oferta y analiza cómo interactúan entre sí para determinar los precios y las cantidades en el mercado.</w:t>
       </w:r>
     </w:p>
-    <w:bookmarkEnd w:id="64"/>
-    <w:bookmarkStart w:id="65" w:name="X65c24e56ce0671f15ea9af1a9d394d4143b8947"/>
+    <w:bookmarkEnd w:id="66"/>
+    <w:bookmarkStart w:id="67" w:name="X65c24e56ce0671f15ea9af1a9d394d4143b8947"/>
     <w:p>
       <w:pPr>
         <w:pStyle w:val="Heading2"/>
@@ -1452,9 +1452,9 @@
         <w:t xml:space="preserve">Una de las metodologías destacadas en el campo de la Organización Industrial es la propuesta por Bain, conocida como el paradigma E-C-R (Estructura-Conducta-Rendimiento). Esta metodología se enfoca en analizar la relación entre la estructura de mercado, la conducta de las empresas y el rendimiento económico. Examina cómo la estructura del mercado, como la concentración de empresas y las barreras de entrada, influye en la conducta empresarial y, a su vez, en los resultados económicos.</w:t>
       </w:r>
     </w:p>
-    <w:bookmarkEnd w:id="65"/>
-    <w:bookmarkEnd w:id="66"/>
-    <w:bookmarkStart w:id="67" w:name="X0c32224e3f882f7f19f470243145a53ea4b4fcf"/>
+    <w:bookmarkEnd w:id="67"/>
+    <w:bookmarkEnd w:id="68"/>
+    <w:bookmarkStart w:id="69" w:name="X0c32224e3f882f7f19f470243145a53ea4b4fcf"/>
     <w:p>
       <w:pPr>
         <w:pStyle w:val="Heading1"/>
@@ -1614,8 +1614,8 @@
         <w:t xml:space="preserve">Por otro lado, las condiciones básicas de demanda se centran en la perspectiva de los consumidores. La elasticidad precio de la demanda indica cómo las fluctuaciones en los precios afectan la cantidad demandada de un producto. La tasa de crecimiento de la demanda es otro factor crucial, ya que nos ayuda a comprender si el mercado está expandiéndose o contrayéndose. Los métodos de compra utilizados por los consumidores y las estrategias de marketing y publicidad implementadas por las empresas también influyen en la demanda del mercado.</w:t>
       </w:r>
     </w:p>
-    <w:bookmarkEnd w:id="67"/>
-    <w:bookmarkStart w:id="71" w:name="Xa2c7fc7a1d3cf7eb6b37983f9bd2f3c8829c1b4"/>
+    <w:bookmarkEnd w:id="69"/>
+    <w:bookmarkStart w:id="73" w:name="Xa2c7fc7a1d3cf7eb6b37983f9bd2f3c8829c1b4"/>
     <w:p>
       <w:pPr>
         <w:pStyle w:val="Heading1"/>
@@ -1624,7 +1624,7 @@
         <w:t xml:space="preserve">13. El modelo de análisis de la organización industrial - Paradigma</w:t>
       </w:r>
     </w:p>
-    <w:bookmarkStart w:id="68" w:name="estructura"/>
+    <w:bookmarkStart w:id="70" w:name="estructura"/>
     <w:p>
       <w:pPr>
         <w:pStyle w:val="Heading2"/>
@@ -1709,8 +1709,8 @@
         <w:t xml:space="preserve">La estructura de la industria se puede representar mediante la ecuación E = E(NEC, DQ, ESE, CFO), donde NEC representa el número y dimensión de las empresas-clientes, DQ la diferenciación del producto, ESE las barreras de entrada y salida, y CFO la estructura de costos.</w:t>
       </w:r>
     </w:p>
-    <w:bookmarkEnd w:id="68"/>
-    <w:bookmarkStart w:id="69" w:name="conducta"/>
+    <w:bookmarkEnd w:id="70"/>
+    <w:bookmarkStart w:id="71" w:name="conducta"/>
     <w:p>
       <w:pPr>
         <w:pStyle w:val="Heading2"/>
@@ -1795,8 +1795,8 @@
         <w:t xml:space="preserve">La conducta de las empresas puede ser representada mediante la ecuación C = C(O y D), donde O y D representan los elementos relacionados con las estrategias y operaciones comerciales. Además, el poder y la concentración también son factores que influyen en la conducta de las empresas.</w:t>
       </w:r>
     </w:p>
-    <w:bookmarkEnd w:id="69"/>
-    <w:bookmarkStart w:id="70" w:name="resultados"/>
+    <w:bookmarkEnd w:id="71"/>
+    <w:bookmarkStart w:id="72" w:name="resultados"/>
     <w:p>
       <w:pPr>
         <w:pStyle w:val="Heading2"/>
@@ -1869,9 +1869,9 @@
         <w:t xml:space="preserve">Los resultados obtenidos en el análisis de la Organización Industrial se pueden representar mediante la ecuación R = R(DE; B, IS), donde DE representa el pleno empleo, B la distribución de los excedentes y beneficios económicos, e IS la eficiencia de los recursos.</w:t>
       </w:r>
     </w:p>
-    <w:bookmarkEnd w:id="70"/>
-    <w:bookmarkEnd w:id="71"/>
-    <w:bookmarkStart w:id="76" w:name="Xc40cc69de0a21e3db91f32bc6780ab5e705d18d"/>
+    <w:bookmarkEnd w:id="72"/>
+    <w:bookmarkEnd w:id="73"/>
+    <w:bookmarkStart w:id="78" w:name="Xc40cc69de0a21e3db91f32bc6780ab5e705d18d"/>
     <w:p>
       <w:pPr>
         <w:pStyle w:val="Heading1"/>
@@ -1880,7 +1880,7 @@
         <w:t xml:space="preserve">14. Paradigmas sobre la Organización Industrial</w:t>
       </w:r>
     </w:p>
-    <w:bookmarkStart w:id="72" w:name="Xb846c4db9d838796f26afd6ff62b99ac8dccdf5"/>
+    <w:bookmarkStart w:id="74" w:name="Xb846c4db9d838796f26afd6ff62b99ac8dccdf5"/>
     <w:p>
       <w:pPr>
         <w:pStyle w:val="Heading2"/>
@@ -1959,8 +1959,8 @@
         <w:t xml:space="preserve">Es decir, el enfoque ECR proporciona un marco analítico para comprender la organización industrial en su conjunto, considerando la interrelación entre estructura, conducta y resultados. Es esencial para evaluar el poder y la concentración en el mercado y permite realizar estudios complejos de manera simplificada mediante el uso de indicadores y regresiones económicas.</w:t>
       </w:r>
     </w:p>
-    <w:bookmarkEnd w:id="72"/>
-    <w:bookmarkStart w:id="73" w:name="el-enfoque-de-eficiencia-ee"/>
+    <w:bookmarkEnd w:id="74"/>
+    <w:bookmarkStart w:id="75" w:name="el-enfoque-de-eficiencia-ee"/>
     <w:p>
       <w:pPr>
         <w:pStyle w:val="Heading2"/>
@@ -1985,8 +1985,8 @@
         <w:t xml:space="preserve">El mercado es el resultado de las interacciones entre los actores económicos y está influenciado por aspectos normativos y de regulación. El enfoque de eficiencia busca garantizar que las decisiones y acciones de las empresas contribuyan al bienestar económico y social de manera equitativa y sostenible.</w:t>
       </w:r>
     </w:p>
-    <w:bookmarkEnd w:id="73"/>
-    <w:bookmarkStart w:id="74" w:name="X195547dc6144cc9357c4fd03d11d476152ff40d"/>
+    <w:bookmarkEnd w:id="75"/>
+    <w:bookmarkStart w:id="76" w:name="X195547dc6144cc9357c4fd03d11d476152ff40d"/>
     <w:p>
       <w:pPr>
         <w:pStyle w:val="Heading2"/>
@@ -2011,8 +2011,8 @@
         <w:t xml:space="preserve">La inversión en I+D+i fomenta la creatividad, la generación de ideas y la adopción de tecnologías avanzadas. Permite a las empresas diferenciarse en el mercado, mejorar la calidad de sus productos y servicios, y aumentar su eficiencia. Además, promueve la colaboración entre diferentes actores, como empresas, instituciones de investigación y organismos gubernamentales, para impulsar la innovación en la organización industrial.</w:t>
       </w:r>
     </w:p>
-    <w:bookmarkEnd w:id="74"/>
-    <w:bookmarkStart w:id="75" w:name="el-enfoque-de-los-rendimientos-a-escala"/>
+    <w:bookmarkEnd w:id="76"/>
+    <w:bookmarkStart w:id="77" w:name="el-enfoque-de-los-rendimientos-a-escala"/>
     <w:p>
       <w:pPr>
         <w:pStyle w:val="Heading2"/>
@@ -2121,9 +2121,9 @@
         <w:t xml:space="preserve">Por lo tanto, el enfoque de los rendimientos a escala considera cómo las empresas gestionan su producción en función del tamaño de mercado y los objetivos perseguidos, teniendo en cuenta la eficiencia, la flexibilidad y otros aspectos económicos y no económicos.</w:t>
       </w:r>
     </w:p>
-    <w:bookmarkEnd w:id="75"/>
-    <w:bookmarkEnd w:id="76"/>
-    <w:bookmarkStart w:id="79" w:name="Xfbb3cdcc156067ceda32094114f9a5c742a9a22"/>
+    <w:bookmarkEnd w:id="77"/>
+    <w:bookmarkEnd w:id="78"/>
+    <w:bookmarkStart w:id="81" w:name="Xfbb3cdcc156067ceda32094114f9a5c742a9a22"/>
     <w:p>
       <w:pPr>
         <w:pStyle w:val="Heading1"/>
@@ -2132,7 +2132,7 @@
         <w:t xml:space="preserve">15. La Economía Positiva y la Economía Normativa en la Organización Industrial</w:t>
       </w:r>
     </w:p>
-    <w:bookmarkStart w:id="77" w:name="economía-positiva"/>
+    <w:bookmarkStart w:id="79" w:name="economía-positiva"/>
     <w:p>
       <w:pPr>
         <w:pStyle w:val="Heading2"/>
@@ -2181,8 +2181,8 @@
         <w:t xml:space="preserve">de fenómenos relacionados con el funcionamiento de los mercados son los objetivos principales de la economía positiva en el ámbito de la organización industrial. Se busca comprender los precios y las cantidades de equilibrio en diferentes estructuras de mercado, así como analizar la viabilidad de prácticas comerciales como la colusión, la exclusión de competidores o la discriminación de precios. También se examinan los cambios que pueden ocurrir como resultado de fusiones o acuerdos horizontales o verticales entre empresas.</w:t>
       </w:r>
     </w:p>
-    <w:bookmarkEnd w:id="77"/>
-    <w:bookmarkStart w:id="78" w:name="economía-normativa"/>
+    <w:bookmarkEnd w:id="79"/>
+    <w:bookmarkStart w:id="80" w:name="economía-normativa"/>
     <w:p>
       <w:pPr>
         <w:pStyle w:val="Heading2"/>
@@ -2223,9 +2223,9 @@
         <w:t xml:space="preserve">En este sentido, las distorsiones se resuelven a través de la acción directa del regulador, quien toma decisiones en lugar de las empresas en aspectos como precios, cantidad, calidad, inversiones, entre otros.</w:t>
       </w:r>
     </w:p>
-    <w:bookmarkEnd w:id="78"/>
-    <w:bookmarkEnd w:id="79"/>
-    <w:bookmarkStart w:id="94" w:name="publicaciones-similares"/>
+    <w:bookmarkEnd w:id="80"/>
+    <w:bookmarkEnd w:id="81"/>
+    <w:bookmarkStart w:id="96" w:name="publicaciones-similares"/>
     <w:p>
       <w:pPr>
         <w:pStyle w:val="Heading1"/>
@@ -2250,11 +2250,11 @@
           <w:numId w:val="1007"/>
         </w:numPr>
       </w:pPr>
-      <w:hyperlink r:id="rId80"/>
-      <w:r>
-        <w:t xml:space="preserve"> </w:t>
-      </w:r>
-      <w:hyperlink r:id="rId81">
+      <w:hyperlink r:id="rId82"/>
+      <w:r>
+        <w:t xml:space="preserve"> </w:t>
+      </w:r>
+      <w:hyperlink r:id="rId83">
         <w:r>
           <w:rPr>
             <w:rStyle w:val="Hyperlink"/>
@@ -2271,11 +2271,11 @@
           <w:numId w:val="1007"/>
         </w:numPr>
       </w:pPr>
-      <w:hyperlink r:id="rId82"/>
-      <w:r>
-        <w:t xml:space="preserve"> </w:t>
-      </w:r>
-      <w:hyperlink r:id="rId83">
+      <w:hyperlink r:id="rId84"/>
+      <w:r>
+        <w:t xml:space="preserve"> </w:t>
+      </w:r>
+      <w:hyperlink r:id="rId85">
         <w:r>
           <w:rPr>
             <w:rStyle w:val="Hyperlink"/>
@@ -2292,11 +2292,11 @@
           <w:numId w:val="1007"/>
         </w:numPr>
       </w:pPr>
-      <w:hyperlink r:id="rId84"/>
-      <w:r>
-        <w:t xml:space="preserve"> </w:t>
-      </w:r>
-      <w:hyperlink r:id="rId85">
+      <w:hyperlink r:id="rId86"/>
+      <w:r>
+        <w:t xml:space="preserve"> </w:t>
+      </w:r>
+      <w:hyperlink r:id="rId87">
         <w:r>
           <w:rPr>
             <w:rStyle w:val="Hyperlink"/>
@@ -2313,11 +2313,11 @@
           <w:numId w:val="1007"/>
         </w:numPr>
       </w:pPr>
-      <w:hyperlink r:id="rId86"/>
-      <w:r>
-        <w:t xml:space="preserve"> </w:t>
-      </w:r>
-      <w:hyperlink r:id="rId87">
+      <w:hyperlink r:id="rId88"/>
+      <w:r>
+        <w:t xml:space="preserve"> </w:t>
+      </w:r>
+      <w:hyperlink r:id="rId89">
         <w:r>
           <w:rPr>
             <w:rStyle w:val="Hyperlink"/>
@@ -2334,11 +2334,11 @@
           <w:numId w:val="1007"/>
         </w:numPr>
       </w:pPr>
-      <w:hyperlink r:id="rId88"/>
-      <w:r>
-        <w:t xml:space="preserve"> </w:t>
-      </w:r>
-      <w:hyperlink r:id="rId89">
+      <w:hyperlink r:id="rId90"/>
+      <w:r>
+        <w:t xml:space="preserve"> </w:t>
+      </w:r>
+      <w:hyperlink r:id="rId91">
         <w:r>
           <w:rPr>
             <w:rStyle w:val="Hyperlink"/>
@@ -2355,11 +2355,11 @@
           <w:numId w:val="1007"/>
         </w:numPr>
       </w:pPr>
-      <w:hyperlink r:id="rId90"/>
-      <w:r>
-        <w:t xml:space="preserve"> </w:t>
-      </w:r>
-      <w:hyperlink r:id="rId91">
+      <w:hyperlink r:id="rId92"/>
+      <w:r>
+        <w:t xml:space="preserve"> </w:t>
+      </w:r>
+      <w:hyperlink r:id="rId93">
         <w:r>
           <w:rPr>
             <w:rStyle w:val="Hyperlink"/>
@@ -2376,11 +2376,11 @@
           <w:numId w:val="1007"/>
         </w:numPr>
       </w:pPr>
-      <w:hyperlink r:id="rId92"/>
-      <w:r>
-        <w:t xml:space="preserve"> </w:t>
-      </w:r>
-      <w:hyperlink r:id="rId93">
+      <w:hyperlink r:id="rId94"/>
+      <w:r>
+        <w:t xml:space="preserve"> </w:t>
+      </w:r>
+      <w:hyperlink r:id="rId95">
         <w:r>
           <w:rPr>
             <w:rStyle w:val="Hyperlink"/>
@@ -2397,14 +2397,14 @@
         <w:t xml:space="preserve">Esperamos que encuentres estas publicaciones igualmente interesantes y útiles. ¡Disfruta de la lectura!</w:t>
       </w:r>
     </w:p>
-    <w:bookmarkEnd w:id="94"/>
+    <w:bookmarkEnd w:id="96"/>
     <w:sectPr>
-      <w:headerReference r:id="rId9" w:type="even"/>
-      <w:headerReference r:id="rId11" w:type="default"/>
-      <w:footerReference r:id="rId14" w:type="even"/>
-      <w:footerReference r:id="rId13" w:type="default"/>
-      <w:headerReference r:id="rId10" w:type="first"/>
-      <w:footerReference r:id="rId12" w:type="first"/>
+      <w:headerReference r:id="rId8" w:type="even"/>
+      <w:headerReference r:id="rId9" w:type="default"/>
+      <w:footerReference r:id="rId10" w:type="even"/>
+      <w:footerReference r:id="rId11" w:type="default"/>
+      <w:headerReference r:id="rId12" w:type="first"/>
+      <w:footerReference r:id="rId13" w:type="first"/>
       <w:pgSz w:h="15840" w:w="12240"/>
       <w:pgMar w:bottom="1440" w:footer="720" w:gutter="0" w:header="720" w:left="1440" w:right="1440" w:top="1440"/>
       <w:cols w:space="720"/>
